--- a/AURA/submission/AURA_PROPOSAL_VI.docx
+++ b/AURA/submission/AURA_PROPOSAL_VI.docx
@@ -2,6 +2,30 @@
 <file path=word/document.xml><?xml version="1.0" encoding="utf-8"?>
 <w:document xmlns:wpc="http://schemas.microsoft.com/office/word/2010/wordprocessingCanvas" xmlns:mo="http://schemas.microsoft.com/office/mac/office/2008/main" xmlns:mc="http://schemas.openxmlformats.org/markup-compatibility/2006" xmlns:mv="urn:schemas-microsoft-com:mac:vml" xmlns:o="urn:schemas-microsoft-com:office:office" xmlns:r="http://schemas.openxmlformats.org/officeDocument/2006/relationships" xmlns:m="http://schemas.openxmlformats.org/officeDocument/2006/math" xmlns:v="urn:schemas-microsoft-com:vml" xmlns:wp14="http://schemas.microsoft.com/office/word/2010/wordprocessingDrawing" xmlns:wp="http://schemas.openxmlformats.org/drawingml/2006/wordprocessingDrawing" xmlns:w10="urn:schemas-microsoft-com:office:word" xmlns:w="http://schemas.openxmlformats.org/wordprocessingml/2006/main" xmlns:w14="http://schemas.microsoft.com/office/word/2010/wordml" xmlns:wpg="http://schemas.microsoft.com/office/word/2010/wordprocessingGroup" xmlns:wpi="http://schemas.microsoft.com/office/word/2010/wordprocessingInk" xmlns:wne="http://schemas.microsoft.com/office/word/2006/wordml" xmlns:wps="http://schemas.microsoft.com/office/word/2010/wordprocessingShape" mc:Ignorable="w14 wp14">
   <w:body>
+    <w:p>
+      <w:pPr>
+        <w:spacing w:after="40"/>
+      </w:pPr>
+      <w:r>
+        <w:rPr>
+          <w:b/>
+          <w:color w:val="24467B"/>
+          <w:sz w:val="18"/>
+        </w:rPr>
+        <w:t>CẬP NHẬT SOURCE HẬU CUỘC THI | 26/10/2026</w:t>
+      </w:r>
+    </w:p>
+    <w:p>
+      <w:pPr>
+        <w:spacing w:after="120"/>
+      </w:pPr>
+      <w:r>
+        <w:rPr>
+          <w:sz w:val="18"/>
+        </w:rPr>
+        <w:t>Proposal bên dưới giữ số liệu lúc nộp ngày 14/10. Profile synthetic local hiện đọc ảnh đã duyệt trong folder Drive Restricted bằng quyền Viewer, lưu mỗi file được nhận vào SQL và tự hiển thị trạng thái chờ, xử lý, kết quả bằng fetch polling khi tab đang mở. File cũ không đổi được bỏ qua; bản sao mới có thể được đánh dấu trùng nội dung. Release unit suite đạt 378/378. Strict ZDR và từ chối thu thập dữ liệu là yêu cầu routing API, không chứng minh hợp đồng không lưu dữ liệu hay che PII. Drive vẫn tắt trên SmartASP; đây chưa phải xác nhận production ready. Xem docs/CURRENT_PROJECT_STATUS.md để biết phạm vi và evidence hiện tại.</w:t>
+      </w:r>
+    </w:p>
     <w:p>
       <w:pPr>
         <w:pStyle w:val="Title"/>
